--- a/Perfil de Proyecto María José Monteros Abril.docx
+++ b/Perfil de Proyecto María José Monteros Abril.docx
@@ -61,7 +61,7 @@
           <w:lang w:val="en-US"/>
         </w:rPr>
         <w:drawing>
-          <wp:inline distT="0" distB="0" distL="0" distR="0" wp14:anchorId="323F8FAD" wp14:editId="17D9DB56">
+          <wp:inline distT="0" distB="0" distL="0" distR="0" wp14:anchorId="323F8FAD" wp14:editId="75474382">
             <wp:extent cx="2004060" cy="2004060"/>
             <wp:effectExtent l="0" t="0" r="0" b="0"/>
             <wp:docPr id="1419612950" name="Imagen 11" descr="Logotipo&#10;&#10;Descripción generada automáticamente"/>
@@ -352,7 +352,43 @@
           <w:szCs w:val="24"/>
           <w:lang w:val="es-ES"/>
         </w:rPr>
-        <w:t>DISEÑO E IMPLEMENTACIÓN DE UNA PLATAFORMA WEB INSTITUCIONAL PARA EL SEGUIMIENTO, REVISIÓN Y GESTIÓN DOCUMENTAL DE PROYECTOS ACADÉMICOS EN LA CARRERA DE DESARROLLO DE SOFTWARE</w:t>
+        <w:t>DISEÑO E IMPLEMENTACIÓN DE UNA PLATAFORMA WEB PARA</w:t>
+      </w:r>
+      <w:r>
+        <w:rPr>
+          <w:rFonts w:ascii="Times New Roman" w:hAnsi="Times New Roman" w:cs="Times New Roman"/>
+          <w:sz w:val="24"/>
+          <w:szCs w:val="24"/>
+          <w:lang w:val="es-ES"/>
+        </w:rPr>
+        <w:t xml:space="preserve"> LA </w:t>
+      </w:r>
+      <w:r>
+        <w:rPr>
+          <w:rFonts w:ascii="Times New Roman" w:hAnsi="Times New Roman" w:cs="Times New Roman"/>
+          <w:sz w:val="24"/>
+          <w:szCs w:val="24"/>
+          <w:lang w:val="es-ES"/>
+        </w:rPr>
+        <w:t xml:space="preserve">GESTIÓN DOCUMENTAL DE PROYECTOS ACADÉMICOS </w:t>
+      </w:r>
+      <w:r>
+        <w:rPr>
+          <w:rFonts w:ascii="Times New Roman" w:hAnsi="Times New Roman" w:cs="Times New Roman"/>
+          <w:sz w:val="24"/>
+          <w:szCs w:val="24"/>
+          <w:lang w:val="es-ES"/>
+        </w:rPr>
+        <w:t>PARA</w:t>
+      </w:r>
+      <w:r>
+        <w:rPr>
+          <w:rFonts w:ascii="Times New Roman" w:hAnsi="Times New Roman" w:cs="Times New Roman"/>
+          <w:sz w:val="24"/>
+          <w:szCs w:val="24"/>
+          <w:lang w:val="es-ES"/>
+        </w:rPr>
+        <w:t xml:space="preserve"> LA CARRERA DE DESARROLLO DE SOFTWARE</w:t>
       </w:r>
       <w:r>
         <w:rPr>
@@ -880,7 +916,43 @@
           <w:szCs w:val="24"/>
           <w:lang w:val="es-ES"/>
         </w:rPr>
-        <w:t>DISEÑO E IMPLEMENTACIÓN DE UNA PLATAFORMA WEB INSTITUCIONAL PARA EL SEGUIMIENTO, REVISIÓN Y GESTIÓN DOCUMENTAL DE PROYECTOS ACADÉMICOS EN LA CARRERA DE DESARROLLO DE SOFTWARE</w:t>
+        <w:t xml:space="preserve">DISEÑO E IMPLEMENTACIÓN DE UNA PLATAFORMA WEB PARA </w:t>
+      </w:r>
+      <w:r>
+        <w:rPr>
+          <w:rFonts w:ascii="Times New Roman" w:hAnsi="Times New Roman" w:cs="Times New Roman"/>
+          <w:sz w:val="24"/>
+          <w:szCs w:val="24"/>
+          <w:lang w:val="es-ES"/>
+        </w:rPr>
+        <w:t>LA</w:t>
+      </w:r>
+      <w:r>
+        <w:rPr>
+          <w:rFonts w:ascii="Times New Roman" w:hAnsi="Times New Roman" w:cs="Times New Roman"/>
+          <w:sz w:val="24"/>
+          <w:szCs w:val="24"/>
+          <w:lang w:val="es-ES"/>
+        </w:rPr>
+        <w:t xml:space="preserve"> GESTIÓN DOCUMENTAL DE PROYECTOS ACADÉMICOS </w:t>
+      </w:r>
+      <w:r>
+        <w:rPr>
+          <w:rFonts w:ascii="Times New Roman" w:hAnsi="Times New Roman" w:cs="Times New Roman"/>
+          <w:sz w:val="24"/>
+          <w:szCs w:val="24"/>
+          <w:lang w:val="es-ES"/>
+        </w:rPr>
+        <w:t>PARA</w:t>
+      </w:r>
+      <w:r>
+        <w:rPr>
+          <w:rFonts w:ascii="Times New Roman" w:hAnsi="Times New Roman" w:cs="Times New Roman"/>
+          <w:sz w:val="24"/>
+          <w:szCs w:val="24"/>
+          <w:lang w:val="es-ES"/>
+        </w:rPr>
+        <w:t xml:space="preserve"> LA CARRERA DE DESARROLLO DE SOFTWARE</w:t>
       </w:r>
       <w:r>
         <w:rPr>
@@ -1002,7 +1074,7 @@
       <w:pPr>
         <w:pStyle w:val="isselectedend"/>
         <w:spacing w:line="360" w:lineRule="auto"/>
-        <w:ind w:left="360" w:firstLine="360"/>
+        <w:ind w:left="357" w:firstLine="709"/>
         <w:jc w:val="both"/>
       </w:pPr>
       <w:r>
@@ -1018,13 +1090,7 @@
         <w:t>estudiante</w:t>
       </w:r>
       <w:r>
-        <w:t>s</w:t>
-      </w:r>
-      <w:r>
-        <w:t xml:space="preserve"> y docentes</w:t>
-      </w:r>
-      <w:r>
-        <w:t>, además del uso de</w:t>
+        <w:t xml:space="preserve"> y docentes y también mediante de</w:t>
       </w:r>
       <w:r>
         <w:t xml:space="preserve"> </w:t>
@@ -1037,7 +1103,7 @@
       <w:pPr>
         <w:pStyle w:val="isselectedend"/>
         <w:spacing w:line="360" w:lineRule="auto"/>
-        <w:ind w:left="360" w:firstLine="360"/>
+        <w:ind w:left="357" w:firstLine="709"/>
         <w:jc w:val="both"/>
       </w:pPr>
       <w:r>
@@ -1090,7 +1156,7 @@
       <w:pPr>
         <w:pStyle w:val="isselectedend"/>
         <w:spacing w:line="360" w:lineRule="auto"/>
-        <w:ind w:left="360" w:firstLine="360"/>
+        <w:ind w:left="357" w:firstLine="709"/>
         <w:jc w:val="both"/>
       </w:pPr>
       <w:r>
@@ -1101,7 +1167,7 @@
       <w:pPr>
         <w:pStyle w:val="isselectedend"/>
         <w:spacing w:line="360" w:lineRule="auto"/>
-        <w:ind w:left="360" w:firstLine="360"/>
+        <w:ind w:left="357" w:firstLine="709"/>
         <w:jc w:val="both"/>
       </w:pPr>
       <w:r>
@@ -1118,7 +1184,7 @@
       <w:pPr>
         <w:pStyle w:val="NormalWeb"/>
         <w:spacing w:line="360" w:lineRule="auto"/>
-        <w:ind w:left="360" w:firstLine="360"/>
+        <w:ind w:left="357" w:firstLine="709"/>
         <w:jc w:val="both"/>
       </w:pPr>
       <w:r>
@@ -1224,11 +1290,23 @@
       <w:pPr>
         <w:pStyle w:val="NormalWeb"/>
         <w:spacing w:line="360" w:lineRule="auto"/>
-        <w:ind w:left="360"/>
+        <w:ind w:left="357" w:firstLine="709"/>
         <w:jc w:val="both"/>
       </w:pPr>
       <w:r>
-        <w:t>Diseñar e implementar una plataforma web institucional para el seguimiento, revisión y gestión documental de proyectos académicos en la Carrera de Desarrollo de Software del Instituto Superior Tecnológico “El Libertador”.</w:t>
+        <w:t>Diseñar e implementar una plataforma web para</w:t>
+      </w:r>
+      <w:r>
+        <w:t xml:space="preserve"> la</w:t>
+      </w:r>
+      <w:r>
+        <w:t xml:space="preserve"> gestión documental de proyectos académicos </w:t>
+      </w:r>
+      <w:r>
+        <w:t>para</w:t>
+      </w:r>
+      <w:r>
+        <w:t xml:space="preserve"> la Carrera de Desarrollo de Software del Instituto Superior Tecnológico “El Libertador”.</w:t>
       </w:r>
     </w:p>
     <w:p>
@@ -1335,7 +1413,7 @@
       <w:pPr>
         <w:pStyle w:val="isselectedend"/>
         <w:spacing w:line="360" w:lineRule="auto"/>
-        <w:ind w:left="360" w:firstLine="360"/>
+        <w:ind w:left="357" w:firstLine="709"/>
         <w:jc w:val="both"/>
       </w:pPr>
       <w:r>
@@ -1379,7 +1457,7 @@
       <w:pPr>
         <w:pStyle w:val="isselectedend"/>
         <w:spacing w:line="360" w:lineRule="auto"/>
-        <w:ind w:left="360" w:firstLine="360"/>
+        <w:ind w:left="357" w:firstLine="709"/>
         <w:jc w:val="both"/>
       </w:pPr>
     </w:p>
@@ -1387,7 +1465,7 @@
       <w:pPr>
         <w:pStyle w:val="isselectedend"/>
         <w:spacing w:line="360" w:lineRule="auto"/>
-        <w:ind w:left="360" w:firstLine="360"/>
+        <w:ind w:left="357" w:firstLine="709"/>
         <w:jc w:val="both"/>
       </w:pPr>
       <w:r>
@@ -1420,7 +1498,7 @@
       <w:pPr>
         <w:pStyle w:val="isselectedend"/>
         <w:spacing w:line="360" w:lineRule="auto"/>
-        <w:ind w:left="360" w:firstLine="360"/>
+        <w:ind w:left="357" w:firstLine="709"/>
         <w:jc w:val="both"/>
       </w:pPr>
       <w:r>
@@ -1466,7 +1544,7 @@
     <w:p>
       <w:pPr>
         <w:spacing w:before="240" w:after="0" w:line="360" w:lineRule="auto"/>
-        <w:ind w:left="360" w:firstLine="360"/>
+        <w:ind w:left="357" w:firstLine="709"/>
         <w:jc w:val="both"/>
         <w:rPr>
           <w:rFonts w:ascii="Times New Roman" w:hAnsi="Times New Roman" w:cs="Times New Roman"/>
@@ -1489,7 +1567,7 @@
       <w:pPr>
         <w:pStyle w:val="isselectedend"/>
         <w:spacing w:line="360" w:lineRule="auto"/>
-        <w:ind w:left="360" w:firstLine="360"/>
+        <w:ind w:left="357" w:firstLine="709"/>
         <w:jc w:val="both"/>
       </w:pPr>
       <w:r>
@@ -1553,7 +1631,7 @@
       <w:pPr>
         <w:pStyle w:val="isselectedend"/>
         <w:spacing w:line="360" w:lineRule="auto"/>
-        <w:ind w:left="360" w:firstLine="360"/>
+        <w:ind w:left="357" w:firstLine="709"/>
         <w:jc w:val="both"/>
       </w:pPr>
       <w:r>
@@ -1621,7 +1699,7 @@
       <w:pPr>
         <w:pStyle w:val="isselectedend"/>
         <w:spacing w:line="360" w:lineRule="auto"/>
-        <w:ind w:left="360" w:firstLine="360"/>
+        <w:ind w:left="357" w:firstLine="709"/>
         <w:jc w:val="both"/>
       </w:pPr>
       <w:r>
@@ -1682,7 +1760,7 @@
       <w:pPr>
         <w:pStyle w:val="NormalWeb"/>
         <w:spacing w:line="360" w:lineRule="auto"/>
-        <w:ind w:left="360" w:firstLine="360"/>
+        <w:ind w:left="357" w:firstLine="709"/>
         <w:jc w:val="both"/>
       </w:pPr>
       <w:r>
@@ -1791,7 +1869,7 @@
     <w:p>
       <w:pPr>
         <w:spacing w:before="240" w:line="360" w:lineRule="auto"/>
-        <w:ind w:left="360" w:firstLine="348"/>
+        <w:ind w:left="360" w:firstLine="709"/>
         <w:jc w:val="both"/>
         <w:rPr>
           <w:rFonts w:ascii="Times New Roman" w:hAnsi="Times New Roman" w:cs="Times New Roman"/>
@@ -1811,7 +1889,7 @@
     <w:p>
       <w:pPr>
         <w:spacing w:before="240" w:line="360" w:lineRule="auto"/>
-        <w:ind w:left="360" w:firstLine="348"/>
+        <w:ind w:left="360" w:firstLine="709"/>
         <w:jc w:val="both"/>
         <w:rPr>
           <w:rFonts w:ascii="Times New Roman" w:hAnsi="Times New Roman" w:cs="Times New Roman"/>
@@ -1825,39 +1903,7 @@
           <w:sz w:val="24"/>
           <w:szCs w:val="24"/>
         </w:rPr>
-        <w:t xml:space="preserve">En </w:t>
-      </w:r>
-      <w:r>
-        <w:rPr>
-          <w:rFonts w:ascii="Times New Roman" w:hAnsi="Times New Roman" w:cs="Times New Roman"/>
-          <w:sz w:val="24"/>
-          <w:szCs w:val="24"/>
-        </w:rPr>
-        <w:t>E</w:t>
-      </w:r>
-      <w:r>
-        <w:rPr>
-          <w:rFonts w:ascii="Times New Roman" w:hAnsi="Times New Roman" w:cs="Times New Roman"/>
-          <w:sz w:val="24"/>
-          <w:szCs w:val="24"/>
-        </w:rPr>
-        <w:t xml:space="preserve">ducación </w:t>
-      </w:r>
-      <w:r>
-        <w:rPr>
-          <w:rFonts w:ascii="Times New Roman" w:hAnsi="Times New Roman" w:cs="Times New Roman"/>
-          <w:sz w:val="24"/>
-          <w:szCs w:val="24"/>
-        </w:rPr>
-        <w:t>S</w:t>
-      </w:r>
-      <w:r>
-        <w:rPr>
-          <w:rFonts w:ascii="Times New Roman" w:hAnsi="Times New Roman" w:cs="Times New Roman"/>
-          <w:sz w:val="24"/>
-          <w:szCs w:val="24"/>
-        </w:rPr>
-        <w:t xml:space="preserve">uperior, esta función integradora es especialmente relevante porque, como señalan </w:t>
+        <w:t xml:space="preserve">En educación superior, esta función integradora es especialmente relevante porque, como señalan </w:t>
       </w:r>
       <w:r>
         <w:rPr>
@@ -1905,7 +1951,7 @@
           <w:sz w:val="24"/>
           <w:szCs w:val="24"/>
         </w:rPr>
-        <w:t xml:space="preserve">"los portales universitarios funcionan como puntos de acceso primarios a los servicios académicos, administrativos y de </w:t>
+        <w:t xml:space="preserve">"los portales universitarios funcionan como puntos de acceso primarios a los servicios académicos, administrativos </w:t>
       </w:r>
       <w:r>
         <w:rPr>
@@ -1914,13 +1960,13 @@
           <w:szCs w:val="24"/>
         </w:rPr>
         <w:lastRenderedPageBreak/>
-        <w:t>comunicación" (p. 60). Esto demuestra que una plataforma institucional no solo comunica información, sino que también organiza el acceso a procesos que apoyan la actividad académica.</w:t>
+        <w:t>y de comunicación" (p. 60). Esto demuestra que una plataforma institucional no solo comunica información, sino que también organiza el acceso a procesos que apoyan la actividad académica.</w:t>
       </w:r>
     </w:p>
     <w:p>
       <w:pPr>
         <w:spacing w:before="240" w:line="360" w:lineRule="auto"/>
-        <w:ind w:left="360" w:firstLine="348"/>
+        <w:ind w:left="360" w:firstLine="709"/>
         <w:jc w:val="both"/>
         <w:rPr>
           <w:rFonts w:ascii="Times New Roman" w:hAnsi="Times New Roman" w:cs="Times New Roman"/>
@@ -1940,7 +1986,7 @@
     <w:p>
       <w:pPr>
         <w:spacing w:before="240" w:line="360" w:lineRule="auto"/>
-        <w:ind w:left="360" w:firstLine="348"/>
+        <w:ind w:left="360" w:firstLine="709"/>
         <w:jc w:val="both"/>
         <w:rPr>
           <w:rFonts w:ascii="Times New Roman" w:hAnsi="Times New Roman" w:cs="Times New Roman"/>
@@ -1960,7 +2006,7 @@
     <w:p>
       <w:pPr>
         <w:spacing w:before="240" w:line="360" w:lineRule="auto"/>
-        <w:ind w:left="360" w:firstLine="348"/>
+        <w:ind w:left="360" w:firstLine="709"/>
         <w:jc w:val="both"/>
         <w:rPr>
           <w:rFonts w:ascii="Times New Roman" w:hAnsi="Times New Roman" w:cs="Times New Roman"/>
@@ -2014,7 +2060,7 @@
     <w:p>
       <w:pPr>
         <w:spacing w:before="240" w:line="360" w:lineRule="auto"/>
-        <w:ind w:left="360" w:firstLine="348"/>
+        <w:ind w:left="360" w:firstLine="709"/>
         <w:jc w:val="both"/>
         <w:rPr>
           <w:rFonts w:ascii="Times New Roman" w:hAnsi="Times New Roman" w:cs="Times New Roman"/>
@@ -2036,7 +2082,7 @@
     <w:p>
       <w:pPr>
         <w:spacing w:before="240" w:line="360" w:lineRule="auto"/>
-        <w:ind w:left="360" w:firstLine="348"/>
+        <w:ind w:left="360" w:firstLine="709"/>
         <w:jc w:val="both"/>
         <w:rPr>
           <w:rFonts w:ascii="Times New Roman" w:hAnsi="Times New Roman" w:cs="Times New Roman"/>
@@ -2058,7 +2104,7 @@
     <w:p>
       <w:pPr>
         <w:spacing w:before="240" w:line="360" w:lineRule="auto"/>
-        <w:ind w:left="360" w:firstLine="348"/>
+        <w:ind w:left="360" w:firstLine="709"/>
         <w:jc w:val="both"/>
         <w:rPr>
           <w:rFonts w:ascii="Times New Roman" w:hAnsi="Times New Roman" w:cs="Times New Roman"/>
@@ -2293,7 +2339,7 @@
     <w:p>
       <w:pPr>
         <w:spacing w:before="240" w:line="360" w:lineRule="auto"/>
-        <w:ind w:left="360" w:firstLine="348"/>
+        <w:ind w:left="360" w:firstLine="709"/>
         <w:jc w:val="both"/>
         <w:rPr>
           <w:rFonts w:ascii="Times New Roman" w:hAnsi="Times New Roman" w:cs="Times New Roman"/>
@@ -2311,321 +2357,6 @@
         </w:rPr>
         <w:lastRenderedPageBreak/>
         <w:t>Para ello, la plataforma debe incorporar funciones como carga segura de archivos, clasificación por proyecto, control de versiones, historial de revisión, permisos de acceso y registro de observaciones. Estas características favorecen la organización de la información, reducen errores asociados al manejo manual de documentos y facilitan el seguimiento de los proyectos académicos.</w:t>
-      </w:r>
-    </w:p>
-    <w:p>
-      <w:pPr>
-        <w:spacing w:before="240" w:line="360" w:lineRule="auto"/>
-        <w:ind w:left="360"/>
-        <w:jc w:val="both"/>
-        <w:rPr>
-          <w:rFonts w:ascii="Times New Roman" w:hAnsi="Times New Roman" w:cs="Times New Roman"/>
-          <w:b/>
-          <w:bCs/>
-          <w:sz w:val="24"/>
-          <w:szCs w:val="24"/>
-        </w:rPr>
-      </w:pPr>
-      <w:r>
-        <w:rPr>
-          <w:rFonts w:ascii="Times New Roman" w:hAnsi="Times New Roman" w:cs="Times New Roman"/>
-          <w:b/>
-          <w:bCs/>
-          <w:sz w:val="24"/>
-          <w:szCs w:val="24"/>
-        </w:rPr>
-        <w:t>7.3 Seguimiento y control de proyectos académicos</w:t>
-      </w:r>
-      <w:r>
-        <w:rPr>
-          <w:rFonts w:ascii="Times New Roman" w:hAnsi="Times New Roman" w:cs="Times New Roman"/>
-          <w:b/>
-          <w:bCs/>
-          <w:sz w:val="24"/>
-          <w:szCs w:val="24"/>
-        </w:rPr>
-        <w:t>.</w:t>
-      </w:r>
-    </w:p>
-    <w:p>
-      <w:pPr>
-        <w:spacing w:before="240" w:line="360" w:lineRule="auto"/>
-        <w:ind w:left="360" w:firstLine="348"/>
-        <w:jc w:val="both"/>
-        <w:rPr>
-          <w:rFonts w:ascii="Times New Roman" w:hAnsi="Times New Roman" w:cs="Times New Roman"/>
-          <w:sz w:val="24"/>
-          <w:szCs w:val="24"/>
-          <w:lang w:val="es-ES"/>
-        </w:rPr>
-      </w:pPr>
-      <w:r>
-        <w:rPr>
-          <w:rFonts w:ascii="Times New Roman" w:hAnsi="Times New Roman" w:cs="Times New Roman"/>
-          <w:sz w:val="24"/>
-          <w:szCs w:val="24"/>
-          <w:lang w:val="es-ES"/>
-        </w:rPr>
-        <w:t>El seguimiento y control de proyectos académicos consiste en registrar, supervisar y evaluar el avance de las actividades desarrolladas desde el inicio hasta la finalización de un proyecto. En la carrera de Desarrollo de Software, esta actividad permite mantener organizadas las entregas, revisiones y decisiones que forman parte del proceso académico.</w:t>
-      </w:r>
-    </w:p>
-    <w:p>
-      <w:pPr>
-        <w:spacing w:before="240" w:line="360" w:lineRule="auto"/>
-        <w:ind w:left="360" w:firstLine="348"/>
-        <w:jc w:val="both"/>
-        <w:rPr>
-          <w:rFonts w:ascii="Times New Roman" w:hAnsi="Times New Roman" w:cs="Times New Roman"/>
-          <w:sz w:val="24"/>
-          <w:szCs w:val="24"/>
-          <w:lang w:val="es-ES"/>
-        </w:rPr>
-      </w:pPr>
-      <w:r>
-        <w:rPr>
-          <w:rFonts w:ascii="Times New Roman" w:hAnsi="Times New Roman" w:cs="Times New Roman"/>
-          <w:sz w:val="24"/>
-          <w:szCs w:val="24"/>
-          <w:lang w:val="es-ES"/>
-        </w:rPr>
-        <w:t>Una plataforma institucional puede representar este seguimiento mediante estados definidos que reflejen la situación actual de cada proyecto, facilitando la identificación de avances, retrasos y actividades pendientes. Esto permite a estudiantes, docentes y coordinadores disponer de información actualizada para la toma de decisiones.</w:t>
-      </w:r>
-    </w:p>
-    <w:p>
-      <w:pPr>
-        <w:spacing w:before="240" w:line="360" w:lineRule="auto"/>
-        <w:ind w:left="360" w:firstLine="348"/>
-        <w:jc w:val="both"/>
-        <w:rPr>
-          <w:rFonts w:ascii="Times New Roman" w:hAnsi="Times New Roman" w:cs="Times New Roman"/>
-          <w:sz w:val="24"/>
-          <w:szCs w:val="24"/>
-          <w:lang w:val="es-ES"/>
-        </w:rPr>
-      </w:pPr>
-      <w:r>
-        <w:rPr>
-          <w:rFonts w:ascii="Times New Roman" w:hAnsi="Times New Roman" w:cs="Times New Roman"/>
-          <w:sz w:val="24"/>
-          <w:szCs w:val="24"/>
-          <w:lang w:val="es-ES"/>
-        </w:rPr>
-        <w:t xml:space="preserve">La utilidad de este enfoque se sustenta en lo señalado por </w:t>
-      </w:r>
-      <w:r>
-        <w:rPr>
-          <w:rFonts w:ascii="Times New Roman" w:hAnsi="Times New Roman" w:cs="Times New Roman"/>
-          <w:sz w:val="24"/>
-          <w:szCs w:val="24"/>
-          <w:lang w:val="es-ES"/>
-        </w:rPr>
-        <w:fldChar w:fldCharType="begin"/>
-      </w:r>
-      <w:r>
-        <w:rPr>
-          <w:rFonts w:ascii="Times New Roman" w:hAnsi="Times New Roman" w:cs="Times New Roman"/>
-          <w:sz w:val="24"/>
-          <w:szCs w:val="24"/>
-          <w:lang w:val="es-ES"/>
-        </w:rPr>
-        <w:instrText xml:space="preserve"> ADDIN ZOTERO_ITEM CSL_CITATION {"citationID":"NISyo0sn","properties":{"unsorted":false,"formattedCitation":"(Almeida et\\uc0\\u160{}al., 2019)","plainCitation":"(Almeida et al., 2019)","noteIndex":0},"citationItems":[{"id":4,"uris":["http://zotero.org/users/local/jI0LZQ6G/items/XXHA4Y6H"],"itemData":{"id":4,"type":"article-journal","container-title":"BMC Medical Informatics and Decision Making","DOI":"10.1186/s12911-019-0844-6","ISSN":"1472-6947","issue":"1","journalAbbreviation":"BMC Med Inform Decis Mak","language":"en","page":"121","source":"DOI.org (Crossref)","title":"TASKA: A modular task management system to support health research studies","title-short":"TASKA","volume":"19","author":[{"family":"Almeida","given":"João Rafael"},{"family":"Gini","given":"Rosa"},{"family":"Roberto","given":"Giuseppe"},{"family":"Rijnbeek","given":"Peter"},{"family":"Oliveira","given":"José Luís"}],"issued":{"date-parts":[["2019",12]]}}}],"schema":"https://github.com/citation-style-language/schema/raw/master/csl-citation.json"} </w:instrText>
-      </w:r>
-      <w:r>
-        <w:rPr>
-          <w:rFonts w:ascii="Times New Roman" w:hAnsi="Times New Roman" w:cs="Times New Roman"/>
-          <w:sz w:val="24"/>
-          <w:szCs w:val="24"/>
-          <w:lang w:val="es-ES"/>
-        </w:rPr>
-        <w:fldChar w:fldCharType="separate"/>
-      </w:r>
-      <w:r>
-        <w:rPr>
-          <w:rFonts w:ascii="Times New Roman" w:hAnsi="Times New Roman" w:cs="Times New Roman"/>
-          <w:kern w:val="0"/>
-          <w:sz w:val="24"/>
-        </w:rPr>
-        <w:t>(Almeida et al., 2019)</w:t>
-      </w:r>
-      <w:r>
-        <w:rPr>
-          <w:rFonts w:ascii="Times New Roman" w:hAnsi="Times New Roman" w:cs="Times New Roman"/>
-          <w:sz w:val="24"/>
-          <w:szCs w:val="24"/>
-          <w:lang w:val="es-ES"/>
-        </w:rPr>
-        <w:fldChar w:fldCharType="end"/>
-      </w:r>
-      <w:r>
-        <w:rPr>
-          <w:rFonts w:ascii="Times New Roman" w:hAnsi="Times New Roman" w:cs="Times New Roman"/>
-          <w:sz w:val="24"/>
-          <w:szCs w:val="24"/>
-          <w:lang w:val="es-ES"/>
-        </w:rPr>
-        <w:t xml:space="preserve">, quienes indican que determinados procesos "can be </w:t>
-      </w:r>
-      <w:proofErr w:type="spellStart"/>
-      <w:r>
-        <w:rPr>
-          <w:rFonts w:ascii="Times New Roman" w:hAnsi="Times New Roman" w:cs="Times New Roman"/>
-          <w:sz w:val="24"/>
-          <w:szCs w:val="24"/>
-          <w:lang w:val="es-ES"/>
-        </w:rPr>
-        <w:t>simplified</w:t>
-      </w:r>
-      <w:proofErr w:type="spellEnd"/>
-      <w:r>
-        <w:rPr>
-          <w:rFonts w:ascii="Times New Roman" w:hAnsi="Times New Roman" w:cs="Times New Roman"/>
-          <w:sz w:val="24"/>
-          <w:szCs w:val="24"/>
-          <w:lang w:val="es-ES"/>
-        </w:rPr>
-        <w:t xml:space="preserve"> </w:t>
-      </w:r>
-      <w:proofErr w:type="spellStart"/>
-      <w:r>
-        <w:rPr>
-          <w:rFonts w:ascii="Times New Roman" w:hAnsi="Times New Roman" w:cs="Times New Roman"/>
-          <w:sz w:val="24"/>
-          <w:szCs w:val="24"/>
-          <w:lang w:val="es-ES"/>
-        </w:rPr>
-        <w:t>by</w:t>
-      </w:r>
-      <w:proofErr w:type="spellEnd"/>
-      <w:r>
-        <w:rPr>
-          <w:rFonts w:ascii="Times New Roman" w:hAnsi="Times New Roman" w:cs="Times New Roman"/>
-          <w:sz w:val="24"/>
-          <w:szCs w:val="24"/>
-          <w:lang w:val="es-ES"/>
-        </w:rPr>
-        <w:t xml:space="preserve"> </w:t>
-      </w:r>
-      <w:proofErr w:type="spellStart"/>
-      <w:r>
-        <w:rPr>
-          <w:rFonts w:ascii="Times New Roman" w:hAnsi="Times New Roman" w:cs="Times New Roman"/>
-          <w:sz w:val="24"/>
-          <w:szCs w:val="24"/>
-          <w:lang w:val="es-ES"/>
-        </w:rPr>
-        <w:t>using</w:t>
-      </w:r>
-      <w:proofErr w:type="spellEnd"/>
-      <w:r>
-        <w:rPr>
-          <w:rFonts w:ascii="Times New Roman" w:hAnsi="Times New Roman" w:cs="Times New Roman"/>
-          <w:sz w:val="24"/>
-          <w:szCs w:val="24"/>
-          <w:lang w:val="es-ES"/>
-        </w:rPr>
-        <w:t xml:space="preserve"> </w:t>
-      </w:r>
-      <w:proofErr w:type="spellStart"/>
-      <w:r>
-        <w:rPr>
-          <w:rFonts w:ascii="Times New Roman" w:hAnsi="Times New Roman" w:cs="Times New Roman"/>
-          <w:sz w:val="24"/>
-          <w:szCs w:val="24"/>
-          <w:lang w:val="es-ES"/>
-        </w:rPr>
-        <w:t>task</w:t>
-      </w:r>
-      <w:proofErr w:type="spellEnd"/>
-      <w:r>
-        <w:rPr>
-          <w:rFonts w:ascii="Times New Roman" w:hAnsi="Times New Roman" w:cs="Times New Roman"/>
-          <w:sz w:val="24"/>
-          <w:szCs w:val="24"/>
-          <w:lang w:val="es-ES"/>
-        </w:rPr>
-        <w:t xml:space="preserve"> and </w:t>
-      </w:r>
-      <w:proofErr w:type="spellStart"/>
-      <w:r>
-        <w:rPr>
-          <w:rFonts w:ascii="Times New Roman" w:hAnsi="Times New Roman" w:cs="Times New Roman"/>
-          <w:sz w:val="24"/>
-          <w:szCs w:val="24"/>
-          <w:lang w:val="es-ES"/>
-        </w:rPr>
-        <w:t>workflow</w:t>
-      </w:r>
-      <w:proofErr w:type="spellEnd"/>
-      <w:r>
-        <w:rPr>
-          <w:rFonts w:ascii="Times New Roman" w:hAnsi="Times New Roman" w:cs="Times New Roman"/>
-          <w:sz w:val="24"/>
-          <w:szCs w:val="24"/>
-          <w:lang w:val="es-ES"/>
-        </w:rPr>
-        <w:t xml:space="preserve"> </w:t>
-      </w:r>
-      <w:proofErr w:type="spellStart"/>
-      <w:r>
-        <w:rPr>
-          <w:rFonts w:ascii="Times New Roman" w:hAnsi="Times New Roman" w:cs="Times New Roman"/>
-          <w:sz w:val="24"/>
-          <w:szCs w:val="24"/>
-          <w:lang w:val="es-ES"/>
-        </w:rPr>
-        <w:t>management</w:t>
-      </w:r>
-      <w:proofErr w:type="spellEnd"/>
-      <w:r>
-        <w:rPr>
-          <w:rFonts w:ascii="Times New Roman" w:hAnsi="Times New Roman" w:cs="Times New Roman"/>
-          <w:sz w:val="24"/>
-          <w:szCs w:val="24"/>
-          <w:lang w:val="es-ES"/>
-        </w:rPr>
-        <w:t xml:space="preserve"> </w:t>
-      </w:r>
-      <w:proofErr w:type="spellStart"/>
-      <w:r>
-        <w:rPr>
-          <w:rFonts w:ascii="Times New Roman" w:hAnsi="Times New Roman" w:cs="Times New Roman"/>
-          <w:sz w:val="24"/>
-          <w:szCs w:val="24"/>
-          <w:lang w:val="es-ES"/>
-        </w:rPr>
-        <w:t>systems</w:t>
-      </w:r>
-      <w:proofErr w:type="spellEnd"/>
-      <w:r>
-        <w:rPr>
-          <w:rFonts w:ascii="Times New Roman" w:hAnsi="Times New Roman" w:cs="Times New Roman"/>
-          <w:sz w:val="24"/>
-          <w:szCs w:val="24"/>
-          <w:lang w:val="es-ES"/>
-        </w:rPr>
-        <w:t>" (p. 2). En consecuencia, la gestión de proyectos académicos puede beneficiarse de herramientas que organicen tareas, responsables y flujos de trabajo.</w:t>
-      </w:r>
-    </w:p>
-    <w:p>
-      <w:pPr>
-        <w:spacing w:before="240" w:line="360" w:lineRule="auto"/>
-        <w:ind w:left="360" w:firstLine="348"/>
-        <w:jc w:val="both"/>
-        <w:rPr>
-          <w:rFonts w:ascii="Times New Roman" w:hAnsi="Times New Roman" w:cs="Times New Roman"/>
-          <w:sz w:val="24"/>
-          <w:szCs w:val="24"/>
-          <w:lang w:val="es-ES"/>
-        </w:rPr>
-      </w:pPr>
-      <w:r>
-        <w:rPr>
-          <w:rFonts w:ascii="Times New Roman" w:hAnsi="Times New Roman" w:cs="Times New Roman"/>
-          <w:sz w:val="24"/>
-          <w:szCs w:val="24"/>
-          <w:lang w:val="es-ES"/>
-        </w:rPr>
-        <w:t>Además, el sistema debe garantizar la trazabilidad de las acciones realizadas, registrando responsables, fechas y observaciones. De esta manera, se fortalece la transparencia del proceso y se facilita la generación de reportes que apoyen el control y seguimiento institucional.</w:t>
       </w:r>
     </w:p>
     <w:p>
@@ -2649,7 +2380,7 @@
           <w:sz w:val="24"/>
           <w:szCs w:val="24"/>
         </w:rPr>
-        <w:t>7.4 Diseño y desarrollo de sistemas web</w:t>
+        <w:t>7.3 Seguimiento y control de proyectos académicos</w:t>
       </w:r>
       <w:r>
         <w:rPr>
@@ -2665,7 +2396,7 @@
     <w:p>
       <w:pPr>
         <w:spacing w:before="240" w:line="360" w:lineRule="auto"/>
-        <w:ind w:left="360" w:firstLine="348"/>
+        <w:ind w:left="360" w:firstLine="709"/>
         <w:jc w:val="both"/>
         <w:rPr>
           <w:rFonts w:ascii="Times New Roman" w:hAnsi="Times New Roman" w:cs="Times New Roman"/>
@@ -2681,23 +2412,13 @@
           <w:szCs w:val="24"/>
           <w:lang w:val="es-ES"/>
         </w:rPr>
-        <w:t xml:space="preserve">El diseño y desarrollo de sistemas web consiste en transformar una necesidad organizacional en una solución tecnológica accesible mediante navegador. Este proceso </w:t>
-      </w:r>
-      <w:r>
-        <w:rPr>
-          <w:rFonts w:ascii="Times New Roman" w:hAnsi="Times New Roman" w:cs="Times New Roman"/>
-          <w:sz w:val="24"/>
-          <w:szCs w:val="24"/>
-          <w:lang w:val="es-ES"/>
-        </w:rPr>
-        <w:lastRenderedPageBreak/>
-        <w:t>inicia con la identificación de requerimientos funcionales y no funcionales que permitan definir las características y condiciones de calidad que debe cumplir el sistema.</w:t>
+        <w:t>El seguimiento y control de proyectos académicos consiste en registrar, supervisar y evaluar el avance de las actividades desarrolladas desde el inicio hasta la finalización de un proyecto. En la carrera de Desarrollo de Software, esta actividad permite mantener organizadas las entregas, revisiones y decisiones que forman parte del proceso académico.</w:t>
       </w:r>
     </w:p>
     <w:p>
       <w:pPr>
         <w:spacing w:before="240" w:line="360" w:lineRule="auto"/>
-        <w:ind w:left="360" w:firstLine="348"/>
+        <w:ind w:left="360" w:firstLine="709"/>
         <w:jc w:val="both"/>
         <w:rPr>
           <w:rFonts w:ascii="Times New Roman" w:hAnsi="Times New Roman" w:cs="Times New Roman"/>
@@ -2713,7 +2434,29 @@
           <w:szCs w:val="24"/>
           <w:lang w:val="es-ES"/>
         </w:rPr>
-        <w:t xml:space="preserve">La complejidad de estas aplicaciones se refleja en lo señalado por </w:t>
+        <w:t>Una plataforma institucional puede representar este seguimiento mediante estados definidos que reflejen la situación actual de cada proyecto, facilitando la identificación de avances, retrasos y actividades pendientes. Esto permite a estudiantes, docentes y coordinadores disponer de información actualizada para la toma de decisiones.</w:t>
+      </w:r>
+    </w:p>
+    <w:p>
+      <w:pPr>
+        <w:spacing w:before="240" w:line="360" w:lineRule="auto"/>
+        <w:ind w:left="360" w:firstLine="709"/>
+        <w:jc w:val="both"/>
+        <w:rPr>
+          <w:rFonts w:ascii="Times New Roman" w:hAnsi="Times New Roman" w:cs="Times New Roman"/>
+          <w:sz w:val="24"/>
+          <w:szCs w:val="24"/>
+          <w:lang w:val="es-ES"/>
+        </w:rPr>
+      </w:pPr>
+      <w:r>
+        <w:rPr>
+          <w:rFonts w:ascii="Times New Roman" w:hAnsi="Times New Roman" w:cs="Times New Roman"/>
+          <w:sz w:val="24"/>
+          <w:szCs w:val="24"/>
+          <w:lang w:val="es-ES"/>
+        </w:rPr>
+        <w:t xml:space="preserve">La utilidad de este enfoque se sustenta en lo señalado por </w:t>
       </w:r>
       <w:r>
         <w:rPr>
@@ -2731,7 +2474,7 @@
           <w:szCs w:val="24"/>
           <w:lang w:val="es-ES"/>
         </w:rPr>
-        <w:instrText xml:space="preserve"> ADDIN ZOTERO_ITEM CSL_CITATION {"citationID":"S3wooybu","properties":{"unsorted":false,"formattedCitation":"(Vuorimaa et\\uc0\\u160{}al., 2016)","plainCitation":"(Vuorimaa et al., 2016)","noteIndex":0},"citationItems":[{"id":6,"uris":["http://zotero.org/users/local/jI0LZQ6G/items/UP4X84WK"],"itemData":{"id":6,"type":"article-journal","container-title":"World Wide Web","DOI":"10.1007/s11280-015-0339-z","ISSN":"1386-145X, 1573-1413","issue":"4","journalAbbreviation":"World Wide Web","language":"en","page":"519-543","source":"DOI.org (Crossref)","title":"Leveraging declarative languages in web application development","volume":"19","author":[{"family":"Vuorimaa","given":"Petri"},{"family":"Laine","given":"Markku"},{"family":"Litvinova","given":"Evgenia"},{"family":"Shestakov","given":"Denis"}],"issued":{"date-parts":[["2016",7]]}}}],"schema":"https://github.com/citation-style-language/schema/raw/master/csl-citation.json"} </w:instrText>
+        <w:instrText xml:space="preserve"> ADDIN ZOTERO_ITEM CSL_CITATION {"citationID":"NISyo0sn","properties":{"unsorted":false,"formattedCitation":"(Almeida et\\uc0\\u160{}al., 2019)","plainCitation":"(Almeida et al., 2019)","noteIndex":0},"citationItems":[{"id":4,"uris":["http://zotero.org/users/local/jI0LZQ6G/items/XXHA4Y6H"],"itemData":{"id":4,"type":"article-journal","container-title":"BMC Medical Informatics and Decision Making","DOI":"10.1186/s12911-019-0844-6","ISSN":"1472-6947","issue":"1","journalAbbreviation":"BMC Med Inform Decis Mak","language":"en","page":"121","source":"DOI.org (Crossref)","title":"TASKA: A modular task management system to support health research studies","title-short":"TASKA","volume":"19","author":[{"family":"Almeida","given":"João Rafael"},{"family":"Gini","given":"Rosa"},{"family":"Roberto","given":"Giuseppe"},{"family":"Rijnbeek","given":"Peter"},{"family":"Oliveira","given":"José Luís"}],"issued":{"date-parts":[["2019",12]]}}}],"schema":"https://github.com/citation-style-language/schema/raw/master/csl-citation.json"} </w:instrText>
       </w:r>
       <w:r>
         <w:rPr>
@@ -2748,7 +2491,7 @@
           <w:kern w:val="0"/>
           <w:sz w:val="24"/>
         </w:rPr>
-        <w:t>(Vuorimaa et al., 2016)</w:t>
+        <w:t>(Almeida et al., 2019)</w:t>
       </w:r>
       <w:r>
         <w:rPr>
@@ -2766,7 +2509,7 @@
           <w:szCs w:val="24"/>
           <w:lang w:val="es-ES"/>
         </w:rPr>
-        <w:t>, quienes afirman que las aplicaciones web son "</w:t>
+        <w:t xml:space="preserve">, quienes indican que determinados procesos "can be </w:t>
       </w:r>
       <w:proofErr w:type="spellStart"/>
       <w:r>
@@ -2776,7 +2519,7 @@
           <w:szCs w:val="24"/>
           <w:lang w:val="es-ES"/>
         </w:rPr>
-        <w:t>easy</w:t>
+        <w:t>simplified</w:t>
       </w:r>
       <w:proofErr w:type="spellEnd"/>
       <w:r>
@@ -2796,7 +2539,7 @@
           <w:szCs w:val="24"/>
           <w:lang w:val="es-ES"/>
         </w:rPr>
-        <w:t>to</w:t>
+        <w:t>by</w:t>
       </w:r>
       <w:proofErr w:type="spellEnd"/>
       <w:r>
@@ -2806,7 +2549,7 @@
           <w:szCs w:val="24"/>
           <w:lang w:val="es-ES"/>
         </w:rPr>
-        <w:t xml:space="preserve"> use, </w:t>
+        <w:t xml:space="preserve"> </w:t>
       </w:r>
       <w:proofErr w:type="spellStart"/>
       <w:r>
@@ -2816,7 +2559,7 @@
           <w:szCs w:val="24"/>
           <w:lang w:val="es-ES"/>
         </w:rPr>
-        <w:t>but</w:t>
+        <w:t>using</w:t>
       </w:r>
       <w:proofErr w:type="spellEnd"/>
       <w:r>
@@ -2836,7 +2579,7 @@
           <w:szCs w:val="24"/>
           <w:lang w:val="es-ES"/>
         </w:rPr>
-        <w:t>hard</w:t>
+        <w:t>task</w:t>
       </w:r>
       <w:proofErr w:type="spellEnd"/>
       <w:r>
@@ -2846,6 +2589,26 @@
           <w:szCs w:val="24"/>
           <w:lang w:val="es-ES"/>
         </w:rPr>
+        <w:t xml:space="preserve"> and </w:t>
+      </w:r>
+      <w:proofErr w:type="spellStart"/>
+      <w:r>
+        <w:rPr>
+          <w:rFonts w:ascii="Times New Roman" w:hAnsi="Times New Roman" w:cs="Times New Roman"/>
+          <w:sz w:val="24"/>
+          <w:szCs w:val="24"/>
+          <w:lang w:val="es-ES"/>
+        </w:rPr>
+        <w:t>workflow</w:t>
+      </w:r>
+      <w:proofErr w:type="spellEnd"/>
+      <w:r>
+        <w:rPr>
+          <w:rFonts w:ascii="Times New Roman" w:hAnsi="Times New Roman" w:cs="Times New Roman"/>
+          <w:sz w:val="24"/>
+          <w:szCs w:val="24"/>
+          <w:lang w:val="es-ES"/>
+        </w:rPr>
         <w:t xml:space="preserve"> </w:t>
       </w:r>
       <w:proofErr w:type="spellStart"/>
@@ -2856,7 +2619,7 @@
           <w:szCs w:val="24"/>
           <w:lang w:val="es-ES"/>
         </w:rPr>
-        <w:t>to</w:t>
+        <w:t>management</w:t>
       </w:r>
       <w:proofErr w:type="spellEnd"/>
       <w:r>
@@ -2876,7 +2639,7 @@
           <w:szCs w:val="24"/>
           <w:lang w:val="es-ES"/>
         </w:rPr>
-        <w:t>develop</w:t>
+        <w:t>systems</w:t>
       </w:r>
       <w:proofErr w:type="spellEnd"/>
       <w:r>
@@ -2886,13 +2649,13 @@
           <w:szCs w:val="24"/>
           <w:lang w:val="es-ES"/>
         </w:rPr>
-        <w:t>" (p. 519). Esto evidencia que detrás de una interfaz sencilla existen procesos relacionados con seguridad, gestión de datos, control de usuarios y reglas de negocio.</w:t>
+        <w:t>" (p. 2). En consecuencia, la gestión de proyectos académicos puede beneficiarse de herramientas que organicen tareas, responsables y flujos de trabajo.</w:t>
       </w:r>
     </w:p>
     <w:p>
       <w:pPr>
         <w:spacing w:before="240" w:line="360" w:lineRule="auto"/>
-        <w:ind w:left="360" w:firstLine="348"/>
+        <w:ind w:left="360" w:firstLine="709"/>
         <w:jc w:val="both"/>
         <w:rPr>
           <w:rFonts w:ascii="Times New Roman" w:hAnsi="Times New Roman" w:cs="Times New Roman"/>
@@ -2908,29 +2671,7 @@
           <w:szCs w:val="24"/>
           <w:lang w:val="es-ES"/>
         </w:rPr>
-        <w:t>Para garantizar un desarrollo adecuado, es necesario definir una arquitectura que organice la presentación, la lógica del sistema y el almacenamiento de datos. Esta estructura facilita el mantenimiento y la evolución de la aplicación a lo largo del tiempo.</w:t>
-      </w:r>
-    </w:p>
-    <w:p>
-      <w:pPr>
-        <w:spacing w:before="240" w:line="360" w:lineRule="auto"/>
-        <w:ind w:left="360" w:firstLine="348"/>
-        <w:jc w:val="both"/>
-        <w:rPr>
-          <w:rFonts w:ascii="Times New Roman" w:hAnsi="Times New Roman" w:cs="Times New Roman"/>
-          <w:sz w:val="24"/>
-          <w:szCs w:val="24"/>
-          <w:lang w:val="es-ES"/>
-        </w:rPr>
-      </w:pPr>
-      <w:r>
-        <w:rPr>
-          <w:rFonts w:ascii="Times New Roman" w:hAnsi="Times New Roman" w:cs="Times New Roman"/>
-          <w:sz w:val="24"/>
-          <w:szCs w:val="24"/>
-          <w:lang w:val="es-ES"/>
-        </w:rPr>
-        <w:t>Asimismo, el desarrollo debe considerar aspectos como usabilidad, seguridad, validación de datos y control de versiones, permitiendo construir una plataforma que responda de manera eficiente a las necesidades académicas de la institución.</w:t>
+        <w:t>Además, el sistema debe garantizar la trazabilidad de las acciones realizadas, registrando responsables, fechas y observaciones. De esta manera, se fortalece la transparencia del proceso y se facilita la generación de reportes que apoyen el control y seguimiento institucional.</w:t>
       </w:r>
     </w:p>
     <w:p>
@@ -2940,6 +2681,311 @@
         <w:jc w:val="both"/>
         <w:rPr>
           <w:rFonts w:ascii="Times New Roman" w:hAnsi="Times New Roman" w:cs="Times New Roman"/>
+          <w:b/>
+          <w:bCs/>
+          <w:sz w:val="24"/>
+          <w:szCs w:val="24"/>
+        </w:rPr>
+      </w:pPr>
+      <w:r>
+        <w:rPr>
+          <w:rFonts w:ascii="Times New Roman" w:hAnsi="Times New Roman" w:cs="Times New Roman"/>
+          <w:b/>
+          <w:bCs/>
+          <w:sz w:val="24"/>
+          <w:szCs w:val="24"/>
+        </w:rPr>
+        <w:t>7.4 Diseño y desarrollo de sistemas web</w:t>
+      </w:r>
+      <w:r>
+        <w:rPr>
+          <w:rFonts w:ascii="Times New Roman" w:hAnsi="Times New Roman" w:cs="Times New Roman"/>
+          <w:b/>
+          <w:bCs/>
+          <w:sz w:val="24"/>
+          <w:szCs w:val="24"/>
+        </w:rPr>
+        <w:t>.</w:t>
+      </w:r>
+    </w:p>
+    <w:p>
+      <w:pPr>
+        <w:spacing w:before="240" w:line="360" w:lineRule="auto"/>
+        <w:ind w:left="357" w:firstLine="709"/>
+        <w:jc w:val="both"/>
+        <w:rPr>
+          <w:rFonts w:ascii="Times New Roman" w:hAnsi="Times New Roman" w:cs="Times New Roman"/>
+          <w:sz w:val="24"/>
+          <w:szCs w:val="24"/>
+          <w:lang w:val="es-ES"/>
+        </w:rPr>
+      </w:pPr>
+      <w:r>
+        <w:rPr>
+          <w:rFonts w:ascii="Times New Roman" w:hAnsi="Times New Roman" w:cs="Times New Roman"/>
+          <w:sz w:val="24"/>
+          <w:szCs w:val="24"/>
+          <w:lang w:val="es-ES"/>
+        </w:rPr>
+        <w:t xml:space="preserve">El diseño y desarrollo de sistemas web consiste en transformar una necesidad organizacional en una solución tecnológica accesible mediante navegador. Este proceso </w:t>
+      </w:r>
+      <w:r>
+        <w:rPr>
+          <w:rFonts w:ascii="Times New Roman" w:hAnsi="Times New Roman" w:cs="Times New Roman"/>
+          <w:sz w:val="24"/>
+          <w:szCs w:val="24"/>
+          <w:lang w:val="es-ES"/>
+        </w:rPr>
+        <w:lastRenderedPageBreak/>
+        <w:t>inicia con la identificación de requerimientos funcionales y no funcionales que permitan definir las características y condiciones de calidad que debe cumplir el sistema.</w:t>
+      </w:r>
+    </w:p>
+    <w:p>
+      <w:pPr>
+        <w:spacing w:before="240" w:line="360" w:lineRule="auto"/>
+        <w:ind w:left="360" w:firstLine="709"/>
+        <w:jc w:val="both"/>
+        <w:rPr>
+          <w:rFonts w:ascii="Times New Roman" w:hAnsi="Times New Roman" w:cs="Times New Roman"/>
+          <w:sz w:val="24"/>
+          <w:szCs w:val="24"/>
+          <w:lang w:val="es-ES"/>
+        </w:rPr>
+      </w:pPr>
+      <w:r>
+        <w:rPr>
+          <w:rFonts w:ascii="Times New Roman" w:hAnsi="Times New Roman" w:cs="Times New Roman"/>
+          <w:sz w:val="24"/>
+          <w:szCs w:val="24"/>
+          <w:lang w:val="es-ES"/>
+        </w:rPr>
+        <w:t xml:space="preserve">La complejidad de estas aplicaciones se refleja en lo señalado por </w:t>
+      </w:r>
+      <w:r>
+        <w:rPr>
+          <w:rFonts w:ascii="Times New Roman" w:hAnsi="Times New Roman" w:cs="Times New Roman"/>
+          <w:sz w:val="24"/>
+          <w:szCs w:val="24"/>
+          <w:lang w:val="es-ES"/>
+        </w:rPr>
+        <w:fldChar w:fldCharType="begin"/>
+      </w:r>
+      <w:r>
+        <w:rPr>
+          <w:rFonts w:ascii="Times New Roman" w:hAnsi="Times New Roman" w:cs="Times New Roman"/>
+          <w:sz w:val="24"/>
+          <w:szCs w:val="24"/>
+          <w:lang w:val="es-ES"/>
+        </w:rPr>
+        <w:instrText xml:space="preserve"> ADDIN ZOTERO_ITEM CSL_CITATION {"citationID":"S3wooybu","properties":{"unsorted":false,"formattedCitation":"(Vuorimaa et\\uc0\\u160{}al., 2016)","plainCitation":"(Vuorimaa et al., 2016)","noteIndex":0},"citationItems":[{"id":6,"uris":["http://zotero.org/users/local/jI0LZQ6G/items/UP4X84WK"],"itemData":{"id":6,"type":"article-journal","container-title":"World Wide Web","DOI":"10.1007/s11280-015-0339-z","ISSN":"1386-145X, 1573-1413","issue":"4","journalAbbreviation":"World Wide Web","language":"en","page":"519-543","source":"DOI.org (Crossref)","title":"Leveraging declarative languages in web application development","volume":"19","author":[{"family":"Vuorimaa","given":"Petri"},{"family":"Laine","given":"Markku"},{"family":"Litvinova","given":"Evgenia"},{"family":"Shestakov","given":"Denis"}],"issued":{"date-parts":[["2016",7]]}}}],"schema":"https://github.com/citation-style-language/schema/raw/master/csl-citation.json"} </w:instrText>
+      </w:r>
+      <w:r>
+        <w:rPr>
+          <w:rFonts w:ascii="Times New Roman" w:hAnsi="Times New Roman" w:cs="Times New Roman"/>
+          <w:sz w:val="24"/>
+          <w:szCs w:val="24"/>
+          <w:lang w:val="es-ES"/>
+        </w:rPr>
+        <w:fldChar w:fldCharType="separate"/>
+      </w:r>
+      <w:r>
+        <w:rPr>
+          <w:rFonts w:ascii="Times New Roman" w:hAnsi="Times New Roman" w:cs="Times New Roman"/>
+          <w:kern w:val="0"/>
+          <w:sz w:val="24"/>
+        </w:rPr>
+        <w:t>(Vuorimaa et al., 2016)</w:t>
+      </w:r>
+      <w:r>
+        <w:rPr>
+          <w:rFonts w:ascii="Times New Roman" w:hAnsi="Times New Roman" w:cs="Times New Roman"/>
+          <w:sz w:val="24"/>
+          <w:szCs w:val="24"/>
+          <w:lang w:val="es-ES"/>
+        </w:rPr>
+        <w:fldChar w:fldCharType="end"/>
+      </w:r>
+      <w:r>
+        <w:rPr>
+          <w:rFonts w:ascii="Times New Roman" w:hAnsi="Times New Roman" w:cs="Times New Roman"/>
+          <w:sz w:val="24"/>
+          <w:szCs w:val="24"/>
+          <w:lang w:val="es-ES"/>
+        </w:rPr>
+        <w:t>, quienes afirman que las aplicaciones web son "</w:t>
+      </w:r>
+      <w:proofErr w:type="spellStart"/>
+      <w:r>
+        <w:rPr>
+          <w:rFonts w:ascii="Times New Roman" w:hAnsi="Times New Roman" w:cs="Times New Roman"/>
+          <w:sz w:val="24"/>
+          <w:szCs w:val="24"/>
+          <w:lang w:val="es-ES"/>
+        </w:rPr>
+        <w:t>easy</w:t>
+      </w:r>
+      <w:proofErr w:type="spellEnd"/>
+      <w:r>
+        <w:rPr>
+          <w:rFonts w:ascii="Times New Roman" w:hAnsi="Times New Roman" w:cs="Times New Roman"/>
+          <w:sz w:val="24"/>
+          <w:szCs w:val="24"/>
+          <w:lang w:val="es-ES"/>
+        </w:rPr>
+        <w:t xml:space="preserve"> </w:t>
+      </w:r>
+      <w:proofErr w:type="spellStart"/>
+      <w:r>
+        <w:rPr>
+          <w:rFonts w:ascii="Times New Roman" w:hAnsi="Times New Roman" w:cs="Times New Roman"/>
+          <w:sz w:val="24"/>
+          <w:szCs w:val="24"/>
+          <w:lang w:val="es-ES"/>
+        </w:rPr>
+        <w:t>to</w:t>
+      </w:r>
+      <w:proofErr w:type="spellEnd"/>
+      <w:r>
+        <w:rPr>
+          <w:rFonts w:ascii="Times New Roman" w:hAnsi="Times New Roman" w:cs="Times New Roman"/>
+          <w:sz w:val="24"/>
+          <w:szCs w:val="24"/>
+          <w:lang w:val="es-ES"/>
+        </w:rPr>
+        <w:t xml:space="preserve"> use, </w:t>
+      </w:r>
+      <w:proofErr w:type="spellStart"/>
+      <w:r>
+        <w:rPr>
+          <w:rFonts w:ascii="Times New Roman" w:hAnsi="Times New Roman" w:cs="Times New Roman"/>
+          <w:sz w:val="24"/>
+          <w:szCs w:val="24"/>
+          <w:lang w:val="es-ES"/>
+        </w:rPr>
+        <w:t>but</w:t>
+      </w:r>
+      <w:proofErr w:type="spellEnd"/>
+      <w:r>
+        <w:rPr>
+          <w:rFonts w:ascii="Times New Roman" w:hAnsi="Times New Roman" w:cs="Times New Roman"/>
+          <w:sz w:val="24"/>
+          <w:szCs w:val="24"/>
+          <w:lang w:val="es-ES"/>
+        </w:rPr>
+        <w:t xml:space="preserve"> </w:t>
+      </w:r>
+      <w:proofErr w:type="spellStart"/>
+      <w:r>
+        <w:rPr>
+          <w:rFonts w:ascii="Times New Roman" w:hAnsi="Times New Roman" w:cs="Times New Roman"/>
+          <w:sz w:val="24"/>
+          <w:szCs w:val="24"/>
+          <w:lang w:val="es-ES"/>
+        </w:rPr>
+        <w:t>hard</w:t>
+      </w:r>
+      <w:proofErr w:type="spellEnd"/>
+      <w:r>
+        <w:rPr>
+          <w:rFonts w:ascii="Times New Roman" w:hAnsi="Times New Roman" w:cs="Times New Roman"/>
+          <w:sz w:val="24"/>
+          <w:szCs w:val="24"/>
+          <w:lang w:val="es-ES"/>
+        </w:rPr>
+        <w:t xml:space="preserve"> </w:t>
+      </w:r>
+      <w:proofErr w:type="spellStart"/>
+      <w:r>
+        <w:rPr>
+          <w:rFonts w:ascii="Times New Roman" w:hAnsi="Times New Roman" w:cs="Times New Roman"/>
+          <w:sz w:val="24"/>
+          <w:szCs w:val="24"/>
+          <w:lang w:val="es-ES"/>
+        </w:rPr>
+        <w:t>to</w:t>
+      </w:r>
+      <w:proofErr w:type="spellEnd"/>
+      <w:r>
+        <w:rPr>
+          <w:rFonts w:ascii="Times New Roman" w:hAnsi="Times New Roman" w:cs="Times New Roman"/>
+          <w:sz w:val="24"/>
+          <w:szCs w:val="24"/>
+          <w:lang w:val="es-ES"/>
+        </w:rPr>
+        <w:t xml:space="preserve"> </w:t>
+      </w:r>
+      <w:proofErr w:type="spellStart"/>
+      <w:r>
+        <w:rPr>
+          <w:rFonts w:ascii="Times New Roman" w:hAnsi="Times New Roman" w:cs="Times New Roman"/>
+          <w:sz w:val="24"/>
+          <w:szCs w:val="24"/>
+          <w:lang w:val="es-ES"/>
+        </w:rPr>
+        <w:t>develop</w:t>
+      </w:r>
+      <w:proofErr w:type="spellEnd"/>
+      <w:r>
+        <w:rPr>
+          <w:rFonts w:ascii="Times New Roman" w:hAnsi="Times New Roman" w:cs="Times New Roman"/>
+          <w:sz w:val="24"/>
+          <w:szCs w:val="24"/>
+          <w:lang w:val="es-ES"/>
+        </w:rPr>
+        <w:t>" (p. 519). Esto evidencia que detrás de una interfaz sencilla existen procesos relacionados con seguridad, gestión de datos, control de usuarios y reglas de negocio.</w:t>
+      </w:r>
+    </w:p>
+    <w:p>
+      <w:pPr>
+        <w:spacing w:before="240" w:line="360" w:lineRule="auto"/>
+        <w:ind w:left="360" w:firstLine="709"/>
+        <w:jc w:val="both"/>
+        <w:rPr>
+          <w:rFonts w:ascii="Times New Roman" w:hAnsi="Times New Roman" w:cs="Times New Roman"/>
+          <w:sz w:val="24"/>
+          <w:szCs w:val="24"/>
+          <w:lang w:val="es-ES"/>
+        </w:rPr>
+      </w:pPr>
+      <w:r>
+        <w:rPr>
+          <w:rFonts w:ascii="Times New Roman" w:hAnsi="Times New Roman" w:cs="Times New Roman"/>
+          <w:sz w:val="24"/>
+          <w:szCs w:val="24"/>
+          <w:lang w:val="es-ES"/>
+        </w:rPr>
+        <w:t>Para garantizar un desarrollo adecuado, es necesario definir una arquitectura que organice la presentación, la lógica del sistema y el almacenamiento de datos. Esta estructura facilita el mantenimiento y la evolución de la aplicación a lo largo del tiempo.</w:t>
+      </w:r>
+    </w:p>
+    <w:p>
+      <w:pPr>
+        <w:spacing w:before="240" w:line="360" w:lineRule="auto"/>
+        <w:ind w:left="360" w:firstLine="709"/>
+        <w:jc w:val="both"/>
+        <w:rPr>
+          <w:rFonts w:ascii="Times New Roman" w:hAnsi="Times New Roman" w:cs="Times New Roman"/>
+          <w:sz w:val="24"/>
+          <w:szCs w:val="24"/>
+          <w:lang w:val="es-ES"/>
+        </w:rPr>
+      </w:pPr>
+      <w:r>
+        <w:rPr>
+          <w:rFonts w:ascii="Times New Roman" w:hAnsi="Times New Roman" w:cs="Times New Roman"/>
+          <w:sz w:val="24"/>
+          <w:szCs w:val="24"/>
+          <w:lang w:val="es-ES"/>
+        </w:rPr>
+        <w:t>Asimismo, el desarrollo debe considerar aspectos como usabilidad, seguridad, validación de datos y control de versiones, permitiendo construir una plataforma que responda de manera eficiente a las necesidades académicas de la institución.</w:t>
+      </w:r>
+    </w:p>
+    <w:p>
+      <w:pPr>
+        <w:spacing w:before="240" w:line="360" w:lineRule="auto"/>
+        <w:ind w:firstLine="360"/>
+        <w:jc w:val="both"/>
+        <w:rPr>
+          <w:rFonts w:ascii="Times New Roman" w:hAnsi="Times New Roman" w:cs="Times New Roman"/>
           <w:sz w:val="24"/>
           <w:szCs w:val="24"/>
           <w:lang w:val="es-ES"/>
@@ -2970,7 +3016,7 @@
       <w:pPr>
         <w:pStyle w:val="isselectedend"/>
         <w:spacing w:line="360" w:lineRule="auto"/>
-        <w:ind w:left="360" w:firstLine="348"/>
+        <w:ind w:left="357" w:firstLine="709"/>
         <w:jc w:val="both"/>
       </w:pPr>
       <w:r>
@@ -2981,7 +3027,7 @@
       <w:pPr>
         <w:pStyle w:val="isselectedend"/>
         <w:spacing w:line="360" w:lineRule="auto"/>
-        <w:ind w:left="360" w:firstLine="348"/>
+        <w:ind w:left="357" w:firstLine="709"/>
         <w:jc w:val="both"/>
       </w:pPr>
       <w:r>
@@ -3050,7 +3096,7 @@
       <w:pPr>
         <w:pStyle w:val="isselectedend"/>
         <w:spacing w:line="360" w:lineRule="auto"/>
-        <w:ind w:left="360" w:firstLine="348"/>
+        <w:ind w:left="357" w:firstLine="709"/>
         <w:jc w:val="both"/>
       </w:pPr>
       <w:r>
@@ -3061,7 +3107,7 @@
       <w:pPr>
         <w:pStyle w:val="NormalWeb"/>
         <w:spacing w:line="360" w:lineRule="auto"/>
-        <w:ind w:left="360" w:firstLine="348"/>
+        <w:ind w:left="357" w:firstLine="709"/>
         <w:jc w:val="both"/>
       </w:pPr>
       <w:r>
@@ -3101,7 +3147,7 @@
     <w:p>
       <w:pPr>
         <w:spacing w:before="240" w:after="0" w:line="360" w:lineRule="auto"/>
-        <w:ind w:firstLine="360"/>
+        <w:ind w:firstLine="709"/>
         <w:jc w:val="both"/>
         <w:rPr>
           <w:rFonts w:ascii="Times New Roman" w:hAnsi="Times New Roman" w:cs="Times New Roman"/>
@@ -3289,7 +3335,7 @@
     <w:p>
       <w:pPr>
         <w:spacing w:before="240" w:line="360" w:lineRule="auto"/>
-        <w:ind w:left="708" w:firstLine="708"/>
+        <w:ind w:left="709" w:firstLine="709"/>
         <w:jc w:val="both"/>
         <w:rPr>
           <w:rFonts w:ascii="Times New Roman" w:hAnsi="Times New Roman" w:cs="Times New Roman"/>
@@ -3523,7 +3569,7 @@
     <w:p>
       <w:pPr>
         <w:spacing w:line="360" w:lineRule="auto"/>
-        <w:ind w:left="708" w:firstLine="360"/>
+        <w:ind w:left="709" w:firstLine="709"/>
         <w:jc w:val="both"/>
         <w:rPr>
           <w:rFonts w:ascii="Times New Roman" w:hAnsi="Times New Roman" w:cs="Times New Roman"/>
@@ -3540,15 +3586,6 @@
           <w:lang w:val="es-ES"/>
         </w:rPr>
         <w:t>Para la técnica de entrevista se utilizará una guía de entrevista, que contendrá preguntas dirigidas a docentes o responsables académicos, con el propósito de conocer sus experiencias en la revisión de proyectos, el registro de observaciones, el control de avances y las necesidades institucionales relacionadas con la gestión documental.</w:t>
-      </w:r>
-      <w:r>
-        <w:rPr>
-          <w:rFonts w:ascii="Times New Roman" w:hAnsi="Times New Roman" w:cs="Times New Roman"/>
-          <w:sz w:val="24"/>
-          <w:szCs w:val="24"/>
-          <w:lang w:val="es-ES"/>
-        </w:rPr>
-        <w:t xml:space="preserve"> </w:t>
       </w:r>
     </w:p>
     <w:p>
@@ -3582,8 +3619,8 @@
     </w:p>
     <w:tbl>
       <w:tblPr>
-        <w:tblpPr w:leftFromText="141" w:rightFromText="141" w:vertAnchor="page" w:horzAnchor="margin" w:tblpXSpec="center" w:tblpY="6386"/>
-        <w:tblW w:w="9722" w:type="dxa"/>
+        <w:tblW w:w="9209" w:type="dxa"/>
+        <w:tblInd w:w="-360" w:type="dxa"/>
         <w:tblBorders>
           <w:top w:val="single" w:sz="4" w:space="0" w:color="auto"/>
           <w:left w:val="single" w:sz="4" w:space="0" w:color="auto"/>
@@ -3601,18 +3638,18 @@
         <w:tblLook w:val="04A0" w:firstRow="1" w:lastRow="0" w:firstColumn="1" w:lastColumn="0" w:noHBand="0" w:noVBand="1"/>
       </w:tblPr>
       <w:tblGrid>
-        <w:gridCol w:w="3160"/>
-        <w:gridCol w:w="1635"/>
-        <w:gridCol w:w="4927"/>
+        <w:gridCol w:w="2966"/>
+        <w:gridCol w:w="1262"/>
+        <w:gridCol w:w="4981"/>
       </w:tblGrid>
       <w:tr>
         <w:trPr>
-          <w:trHeight w:val="85"/>
+          <w:trHeight w:val="626"/>
           <w:tblHeader/>
         </w:trPr>
         <w:tc>
           <w:tcPr>
-            <w:tcW w:w="3160" w:type="dxa"/>
+            <w:tcW w:w="2927" w:type="dxa"/>
             <w:vAlign w:val="center"/>
             <w:hideMark/>
           </w:tcPr>
@@ -3645,7 +3682,7 @@
         </w:tc>
         <w:tc>
           <w:tcPr>
-            <w:tcW w:w="1635" w:type="dxa"/>
+            <w:tcW w:w="1246" w:type="dxa"/>
             <w:vAlign w:val="center"/>
             <w:hideMark/>
           </w:tcPr>
@@ -3678,7 +3715,7 @@
         </w:tc>
         <w:tc>
           <w:tcPr>
-            <w:tcW w:w="4927" w:type="dxa"/>
+            <w:tcW w:w="4916" w:type="dxa"/>
             <w:vAlign w:val="center"/>
             <w:hideMark/>
           </w:tcPr>
@@ -3712,11 +3749,11 @@
       </w:tr>
       <w:tr>
         <w:trPr>
-          <w:trHeight w:val="1041"/>
+          <w:trHeight w:val="1064"/>
         </w:trPr>
         <w:tc>
           <w:tcPr>
-            <w:tcW w:w="3160" w:type="dxa"/>
+            <w:tcW w:w="2927" w:type="dxa"/>
             <w:vAlign w:val="center"/>
             <w:hideMark/>
           </w:tcPr>
@@ -3745,7 +3782,7 @@
         </w:tc>
         <w:tc>
           <w:tcPr>
-            <w:tcW w:w="1635" w:type="dxa"/>
+            <w:tcW w:w="1246" w:type="dxa"/>
             <w:vAlign w:val="center"/>
             <w:hideMark/>
           </w:tcPr>
@@ -3774,7 +3811,7 @@
         </w:tc>
         <w:tc>
           <w:tcPr>
-            <w:tcW w:w="4927" w:type="dxa"/>
+            <w:tcW w:w="4916" w:type="dxa"/>
             <w:vAlign w:val="center"/>
             <w:hideMark/>
           </w:tcPr>
@@ -3804,11 +3841,11 @@
       </w:tr>
       <w:tr>
         <w:trPr>
-          <w:trHeight w:val="998"/>
+          <w:trHeight w:val="1064"/>
         </w:trPr>
         <w:tc>
           <w:tcPr>
-            <w:tcW w:w="3160" w:type="dxa"/>
+            <w:tcW w:w="2927" w:type="dxa"/>
             <w:vAlign w:val="center"/>
             <w:hideMark/>
           </w:tcPr>
@@ -3837,7 +3874,7 @@
         </w:tc>
         <w:tc>
           <w:tcPr>
-            <w:tcW w:w="1635" w:type="dxa"/>
+            <w:tcW w:w="1246" w:type="dxa"/>
             <w:vAlign w:val="center"/>
             <w:hideMark/>
           </w:tcPr>
@@ -3866,7 +3903,7 @@
         </w:tc>
         <w:tc>
           <w:tcPr>
-            <w:tcW w:w="4927" w:type="dxa"/>
+            <w:tcW w:w="4916" w:type="dxa"/>
             <w:vAlign w:val="center"/>
             <w:hideMark/>
           </w:tcPr>
@@ -3896,11 +3933,11 @@
       </w:tr>
       <w:tr>
         <w:trPr>
-          <w:trHeight w:val="1149"/>
+          <w:trHeight w:val="744"/>
         </w:trPr>
         <w:tc>
           <w:tcPr>
-            <w:tcW w:w="3160" w:type="dxa"/>
+            <w:tcW w:w="2927" w:type="dxa"/>
             <w:vAlign w:val="center"/>
             <w:hideMark/>
           </w:tcPr>
@@ -3949,7 +3986,7 @@
         </w:tc>
         <w:tc>
           <w:tcPr>
-            <w:tcW w:w="1635" w:type="dxa"/>
+            <w:tcW w:w="1246" w:type="dxa"/>
             <w:vAlign w:val="center"/>
             <w:hideMark/>
           </w:tcPr>
@@ -3978,7 +4015,7 @@
         </w:tc>
         <w:tc>
           <w:tcPr>
-            <w:tcW w:w="4927" w:type="dxa"/>
+            <w:tcW w:w="4916" w:type="dxa"/>
             <w:vAlign w:val="center"/>
             <w:hideMark/>
           </w:tcPr>
@@ -4008,12 +4045,13 @@
       </w:tr>
       <w:tr>
         <w:trPr>
-          <w:trHeight w:val="823"/>
+          <w:trHeight w:val="1064"/>
         </w:trPr>
         <w:tc>
           <w:tcPr>
-            <w:tcW w:w="3160" w:type="dxa"/>
+            <w:tcW w:w="2927" w:type="dxa"/>
             <w:vAlign w:val="center"/>
+            <w:hideMark/>
           </w:tcPr>
           <w:p>
             <w:pPr>
@@ -4034,14 +4072,55 @@
                 <w:szCs w:val="24"/>
                 <w:lang w:val="es-ES"/>
               </w:rPr>
-              <w:t>Paquetes informáticos para el desarrollo de software</w:t>
+              <w:t>Certificado SSL (</w:t>
             </w:r>
-          </w:p>
-        </w:tc>
-        <w:tc>
-          <w:tcPr>
-            <w:tcW w:w="1635" w:type="dxa"/>
+            <w:proofErr w:type="spellStart"/>
+            <w:r>
+              <w:rPr>
+                <w:rFonts w:ascii="Times New Roman" w:hAnsi="Times New Roman" w:cs="Times New Roman"/>
+                <w:sz w:val="24"/>
+                <w:szCs w:val="24"/>
+                <w:lang w:val="es-ES"/>
+              </w:rPr>
+              <w:t>Let's</w:t>
+            </w:r>
+            <w:proofErr w:type="spellEnd"/>
+            <w:r>
+              <w:rPr>
+                <w:rFonts w:ascii="Times New Roman" w:hAnsi="Times New Roman" w:cs="Times New Roman"/>
+                <w:sz w:val="24"/>
+                <w:szCs w:val="24"/>
+                <w:lang w:val="es-ES"/>
+              </w:rPr>
+              <w:t xml:space="preserve"> </w:t>
+            </w:r>
+            <w:proofErr w:type="spellStart"/>
+            <w:r>
+              <w:rPr>
+                <w:rFonts w:ascii="Times New Roman" w:hAnsi="Times New Roman" w:cs="Times New Roman"/>
+                <w:sz w:val="24"/>
+                <w:szCs w:val="24"/>
+                <w:lang w:val="es-ES"/>
+              </w:rPr>
+              <w:t>Encrypt</w:t>
+            </w:r>
+            <w:proofErr w:type="spellEnd"/>
+            <w:r>
+              <w:rPr>
+                <w:rFonts w:ascii="Times New Roman" w:hAnsi="Times New Roman" w:cs="Times New Roman"/>
+                <w:sz w:val="24"/>
+                <w:szCs w:val="24"/>
+                <w:lang w:val="es-ES"/>
+              </w:rPr>
+              <w:t>)</w:t>
+            </w:r>
+          </w:p>
+        </w:tc>
+        <w:tc>
+          <w:tcPr>
+            <w:tcW w:w="1246" w:type="dxa"/>
             <w:vAlign w:val="center"/>
+            <w:hideMark/>
           </w:tcPr>
           <w:p>
             <w:pPr>
@@ -4062,6 +4141,96 @@
                 <w:szCs w:val="24"/>
                 <w:lang w:val="es-ES"/>
               </w:rPr>
+              <w:t>$0.00</w:t>
+            </w:r>
+          </w:p>
+        </w:tc>
+        <w:tc>
+          <w:tcPr>
+            <w:tcW w:w="4916" w:type="dxa"/>
+            <w:vAlign w:val="center"/>
+            <w:hideMark/>
+          </w:tcPr>
+          <w:p>
+            <w:pPr>
+              <w:pStyle w:val="Prrafodelista"/>
+              <w:spacing w:line="360" w:lineRule="auto"/>
+              <w:ind w:left="360"/>
+              <w:rPr>
+                <w:rFonts w:ascii="Times New Roman" w:hAnsi="Times New Roman" w:cs="Times New Roman"/>
+                <w:sz w:val="24"/>
+                <w:szCs w:val="24"/>
+                <w:lang w:val="es-ES"/>
+              </w:rPr>
+            </w:pPr>
+            <w:r>
+              <w:rPr>
+                <w:rFonts w:ascii="Times New Roman" w:hAnsi="Times New Roman" w:cs="Times New Roman"/>
+                <w:sz w:val="24"/>
+                <w:szCs w:val="24"/>
+                <w:lang w:val="es-ES"/>
+              </w:rPr>
+              <w:t>Implementación de conexión segura HTTPS para la protección de la información.</w:t>
+            </w:r>
+          </w:p>
+        </w:tc>
+      </w:tr>
+      <w:tr>
+        <w:trPr>
+          <w:trHeight w:val="911"/>
+        </w:trPr>
+        <w:tc>
+          <w:tcPr>
+            <w:tcW w:w="2927" w:type="dxa"/>
+            <w:vAlign w:val="center"/>
+          </w:tcPr>
+          <w:p>
+            <w:pPr>
+              <w:pStyle w:val="Prrafodelista"/>
+              <w:spacing w:line="276" w:lineRule="auto"/>
+              <w:ind w:left="360"/>
+              <w:rPr>
+                <w:rFonts w:ascii="Times New Roman" w:hAnsi="Times New Roman" w:cs="Times New Roman"/>
+                <w:sz w:val="24"/>
+                <w:szCs w:val="24"/>
+                <w:lang w:val="es-ES"/>
+              </w:rPr>
+            </w:pPr>
+            <w:r>
+              <w:rPr>
+                <w:rFonts w:ascii="Times New Roman" w:hAnsi="Times New Roman" w:cs="Times New Roman"/>
+                <w:sz w:val="24"/>
+                <w:szCs w:val="24"/>
+                <w:lang w:val="es-ES"/>
+              </w:rPr>
+              <w:t>Paquetes informáticos para el desarrollo de software</w:t>
+            </w:r>
+          </w:p>
+        </w:tc>
+        <w:tc>
+          <w:tcPr>
+            <w:tcW w:w="1246" w:type="dxa"/>
+            <w:vAlign w:val="center"/>
+          </w:tcPr>
+          <w:p>
+            <w:pPr>
+              <w:pStyle w:val="Prrafodelista"/>
+              <w:spacing w:line="360" w:lineRule="auto"/>
+              <w:ind w:left="360"/>
+              <w:rPr>
+                <w:rFonts w:ascii="Times New Roman" w:hAnsi="Times New Roman" w:cs="Times New Roman"/>
+                <w:sz w:val="24"/>
+                <w:szCs w:val="24"/>
+                <w:lang w:val="es-ES"/>
+              </w:rPr>
+            </w:pPr>
+            <w:r>
+              <w:rPr>
+                <w:rFonts w:ascii="Times New Roman" w:hAnsi="Times New Roman" w:cs="Times New Roman"/>
+                <w:sz w:val="24"/>
+                <w:szCs w:val="24"/>
+                <w:lang w:val="es-ES"/>
+              </w:rPr>
               <w:t>$</w:t>
             </w:r>
             <w:r>
@@ -4086,7 +4255,7 @@
         </w:tc>
         <w:tc>
           <w:tcPr>
-            <w:tcW w:w="4927" w:type="dxa"/>
+            <w:tcW w:w="4916" w:type="dxa"/>
             <w:vAlign w:val="center"/>
           </w:tcPr>
           <w:p>
@@ -4115,13 +4284,12 @@
       </w:tr>
       <w:tr>
         <w:trPr>
-          <w:trHeight w:val="1154"/>
+          <w:trHeight w:val="911"/>
         </w:trPr>
         <w:tc>
           <w:tcPr>
-            <w:tcW w:w="3160" w:type="dxa"/>
+            <w:tcW w:w="2927" w:type="dxa"/>
             <w:vAlign w:val="center"/>
-            <w:hideMark/>
           </w:tcPr>
           <w:p>
             <w:pPr>
@@ -4142,15 +4310,14 @@
                 <w:szCs w:val="24"/>
                 <w:lang w:val="es-ES"/>
               </w:rPr>
-              <w:t>Imprevistos</w:t>
+              <w:t>Costos de Desarrollo de Software</w:t>
             </w:r>
           </w:p>
         </w:tc>
         <w:tc>
           <w:tcPr>
-            <w:tcW w:w="1635" w:type="dxa"/>
+            <w:tcW w:w="1246" w:type="dxa"/>
             <w:vAlign w:val="center"/>
-            <w:hideMark/>
           </w:tcPr>
           <w:p>
             <w:pPr>
@@ -4171,15 +4338,32 @@
                 <w:szCs w:val="24"/>
                 <w:lang w:val="es-ES"/>
               </w:rPr>
-              <w:t>$20.00</w:t>
+              <w:t>$</w:t>
             </w:r>
-          </w:p>
-        </w:tc>
-        <w:tc>
-          <w:tcPr>
-            <w:tcW w:w="4927" w:type="dxa"/>
+            <w:r>
+              <w:rPr>
+                <w:rFonts w:ascii="Times New Roman" w:hAnsi="Times New Roman" w:cs="Times New Roman"/>
+                <w:sz w:val="24"/>
+                <w:szCs w:val="24"/>
+                <w:lang w:val="es-ES"/>
+              </w:rPr>
+              <w:t>00</w:t>
+            </w:r>
+            <w:r>
+              <w:rPr>
+                <w:rFonts w:ascii="Times New Roman" w:hAnsi="Times New Roman" w:cs="Times New Roman"/>
+                <w:sz w:val="24"/>
+                <w:szCs w:val="24"/>
+                <w:lang w:val="es-ES"/>
+              </w:rPr>
+              <w:t>.00</w:t>
+            </w:r>
+          </w:p>
+        </w:tc>
+        <w:tc>
+          <w:tcPr>
+            <w:tcW w:w="4916" w:type="dxa"/>
             <w:vAlign w:val="center"/>
-            <w:hideMark/>
           </w:tcPr>
           <w:p>
             <w:pPr>
@@ -4200,18 +4384,47 @@
                 <w:szCs w:val="24"/>
                 <w:lang w:val="es-ES"/>
               </w:rPr>
-              <w:t>Cobertura de gastos no previstos durante el desarrollo del proyecto.</w:t>
+              <w:t>Gastos de pago de desarrollador y diseño de interfaz</w:t>
             </w:r>
           </w:p>
         </w:tc>
       </w:tr>
       <w:tr>
         <w:trPr>
-          <w:trHeight w:val="843"/>
+          <w:trHeight w:val="911"/>
         </w:trPr>
         <w:tc>
           <w:tcPr>
-            <w:tcW w:w="3160" w:type="dxa"/>
+            <w:tcW w:w="2927" w:type="dxa"/>
+            <w:vAlign w:val="center"/>
+            <w:hideMark/>
+          </w:tcPr>
+          <w:p>
+            <w:pPr>
+              <w:pStyle w:val="Prrafodelista"/>
+              <w:spacing w:line="276" w:lineRule="auto"/>
+              <w:ind w:left="360"/>
+              <w:rPr>
+                <w:rFonts w:ascii="Times New Roman" w:hAnsi="Times New Roman" w:cs="Times New Roman"/>
+                <w:sz w:val="24"/>
+                <w:szCs w:val="24"/>
+                <w:lang w:val="es-ES"/>
+              </w:rPr>
+            </w:pPr>
+            <w:r>
+              <w:rPr>
+                <w:rFonts w:ascii="Times New Roman" w:hAnsi="Times New Roman" w:cs="Times New Roman"/>
+                <w:sz w:val="24"/>
+                <w:szCs w:val="24"/>
+                <w:lang w:val="es-ES"/>
+              </w:rPr>
+              <w:t>Imprevistos</w:t>
+            </w:r>
+          </w:p>
+        </w:tc>
+        <w:tc>
+          <w:tcPr>
+            <w:tcW w:w="1246" w:type="dxa"/>
             <w:vAlign w:val="center"/>
             <w:hideMark/>
           </w:tcPr>
@@ -4222,8 +4435,6 @@
               <w:ind w:left="360"/>
               <w:rPr>
                 <w:rFonts w:ascii="Times New Roman" w:hAnsi="Times New Roman" w:cs="Times New Roman"/>
-                <w:b/>
-                <w:bCs/>
                 <w:sz w:val="24"/>
                 <w:szCs w:val="24"/>
                 <w:lang w:val="es-ES"/>
@@ -4232,19 +4443,17 @@
             <w:r>
               <w:rPr>
                 <w:rFonts w:ascii="Times New Roman" w:hAnsi="Times New Roman" w:cs="Times New Roman"/>
-                <w:b/>
-                <w:bCs/>
                 <w:sz w:val="24"/>
                 <w:szCs w:val="24"/>
                 <w:lang w:val="es-ES"/>
               </w:rPr>
-              <w:t>TOTAL</w:t>
+              <w:t>$20.00</w:t>
             </w:r>
           </w:p>
         </w:tc>
         <w:tc>
           <w:tcPr>
-            <w:tcW w:w="1635" w:type="dxa"/>
+            <w:tcW w:w="4916" w:type="dxa"/>
             <w:vAlign w:val="center"/>
             <w:hideMark/>
           </w:tcPr>
@@ -4255,6 +4464,73 @@
               <w:ind w:left="360"/>
               <w:rPr>
                 <w:rFonts w:ascii="Times New Roman" w:hAnsi="Times New Roman" w:cs="Times New Roman"/>
+                <w:sz w:val="24"/>
+                <w:szCs w:val="24"/>
+                <w:lang w:val="es-ES"/>
+              </w:rPr>
+            </w:pPr>
+            <w:r>
+              <w:rPr>
+                <w:rFonts w:ascii="Times New Roman" w:hAnsi="Times New Roman" w:cs="Times New Roman"/>
+                <w:sz w:val="24"/>
+                <w:szCs w:val="24"/>
+                <w:lang w:val="es-ES"/>
+              </w:rPr>
+              <w:t>Cobertura de gastos no previstos durante el desarrollo del proyecto.</w:t>
+            </w:r>
+          </w:p>
+        </w:tc>
+      </w:tr>
+      <w:tr>
+        <w:trPr>
+          <w:trHeight w:val="556"/>
+        </w:trPr>
+        <w:tc>
+          <w:tcPr>
+            <w:tcW w:w="2927" w:type="dxa"/>
+            <w:vAlign w:val="center"/>
+            <w:hideMark/>
+          </w:tcPr>
+          <w:p>
+            <w:pPr>
+              <w:pStyle w:val="Prrafodelista"/>
+              <w:spacing w:line="360" w:lineRule="auto"/>
+              <w:ind w:left="360"/>
+              <w:rPr>
+                <w:rFonts w:ascii="Times New Roman" w:hAnsi="Times New Roman" w:cs="Times New Roman"/>
+                <w:b/>
+                <w:bCs/>
+                <w:sz w:val="24"/>
+                <w:szCs w:val="24"/>
+                <w:lang w:val="es-ES"/>
+              </w:rPr>
+            </w:pPr>
+            <w:r>
+              <w:rPr>
+                <w:rFonts w:ascii="Times New Roman" w:hAnsi="Times New Roman" w:cs="Times New Roman"/>
+                <w:b/>
+                <w:bCs/>
+                <w:sz w:val="24"/>
+                <w:szCs w:val="24"/>
+                <w:lang w:val="es-ES"/>
+              </w:rPr>
+              <w:t>TOTAL</w:t>
+            </w:r>
+          </w:p>
+        </w:tc>
+        <w:tc>
+          <w:tcPr>
+            <w:tcW w:w="1246" w:type="dxa"/>
+            <w:vAlign w:val="center"/>
+            <w:hideMark/>
+          </w:tcPr>
+          <w:p>
+            <w:pPr>
+              <w:pStyle w:val="Prrafodelista"/>
+              <w:spacing w:line="360" w:lineRule="auto"/>
+              <w:ind w:left="360"/>
+              <w:rPr>
+                <w:rFonts w:ascii="Times New Roman" w:hAnsi="Times New Roman" w:cs="Times New Roman"/>
                 <w:b/>
                 <w:bCs/>
                 <w:sz w:val="24"/>
@@ -4299,7 +4575,7 @@
         </w:tc>
         <w:tc>
           <w:tcPr>
-            <w:tcW w:w="4927" w:type="dxa"/>
+            <w:tcW w:w="4916" w:type="dxa"/>
             <w:vAlign w:val="center"/>
             <w:hideMark/>
           </w:tcPr>
@@ -4339,14 +4615,11 @@
         <w:jc w:val="center"/>
         <w:rPr>
           <w:color w:val="000000" w:themeColor="text1"/>
-        </w:rPr>
-      </w:pPr>
-      <w:r>
-        <w:rPr>
-          <w:lang w:val="es-ES"/>
-        </w:rPr>
-        <w:br/>
-      </w:r>
+          <w:sz w:val="24"/>
+          <w:szCs w:val="24"/>
+          <w:lang w:val="es-ES"/>
+        </w:rPr>
+      </w:pPr>
       <w:r>
         <w:rPr>
           <w:color w:val="000000" w:themeColor="text1"/>
@@ -4388,26 +4661,13 @@
         <w:rPr>
           <w:color w:val="000000" w:themeColor="text1"/>
         </w:rPr>
-        <w:t>:  Presupuesto</w:t>
-      </w:r>
-    </w:p>
-    <w:p>
-      <w:pPr>
-        <w:rPr>
-          <w:lang w:val="es-ES"/>
-        </w:rPr>
-      </w:pPr>
-      <w:r>
-        <w:rPr>
-          <w:lang w:val="es-ES"/>
-        </w:rPr>
-        <w:br/>
-      </w:r>
-      <w:r>
-        <w:rPr>
-          <w:lang w:val="es-ES"/>
-        </w:rPr>
-        <w:br/>
+        <w:t xml:space="preserve">:  </w:t>
+      </w:r>
+      <w:r>
+        <w:rPr>
+          <w:color w:val="000000" w:themeColor="text1"/>
+        </w:rPr>
+        <w:t>Presupuesto</w:t>
       </w:r>
     </w:p>
     <w:p>
@@ -8989,31 +9249,31 @@
       </w:rPr>
     </w:lvl>
   </w:abstractNum>
-  <w:num w:numId="1" w16cid:durableId="1151948092">
+  <w:num w:numId="1" w16cid:durableId="876700950">
     <w:abstractNumId w:val="8"/>
   </w:num>
-  <w:num w:numId="2" w16cid:durableId="197279403">
+  <w:num w:numId="2" w16cid:durableId="1723629402">
     <w:abstractNumId w:val="3"/>
   </w:num>
-  <w:num w:numId="3" w16cid:durableId="112134676">
+  <w:num w:numId="3" w16cid:durableId="392049921">
     <w:abstractNumId w:val="7"/>
   </w:num>
-  <w:num w:numId="4" w16cid:durableId="1631740026">
+  <w:num w:numId="4" w16cid:durableId="300964507">
     <w:abstractNumId w:val="4"/>
   </w:num>
-  <w:num w:numId="5" w16cid:durableId="690226537">
+  <w:num w:numId="5" w16cid:durableId="1700474770">
     <w:abstractNumId w:val="0"/>
   </w:num>
-  <w:num w:numId="6" w16cid:durableId="476728626">
+  <w:num w:numId="6" w16cid:durableId="1517384579">
     <w:abstractNumId w:val="5"/>
   </w:num>
-  <w:num w:numId="7" w16cid:durableId="747926017">
+  <w:num w:numId="7" w16cid:durableId="1390567110">
     <w:abstractNumId w:val="2"/>
   </w:num>
-  <w:num w:numId="8" w16cid:durableId="728303030">
+  <w:num w:numId="8" w16cid:durableId="865287655">
     <w:abstractNumId w:val="6"/>
   </w:num>
-  <w:num w:numId="9" w16cid:durableId="248078836">
+  <w:num w:numId="9" w16cid:durableId="928317783">
     <w:abstractNumId w:val="1"/>
   </w:num>
 </w:numbering>
